--- a/lib/template.docx
+++ b/lib/template.docx
@@ -628,7 +628,7 @@
                 <w:iCs/>
                 <w:color w:val="DAE9F7" w:themeColor="text2" w:themeTint="1A"/>
               </w:rPr>
-              <w:t>The name of the Technical Project Manager</w:t>
+              <w:t>{tpm}</w:t>
             </w:r>
           </w:p>
         </w:tc>
@@ -701,7 +701,7 @@
                 <w:iCs/>
                 <w:color w:val="DAE9F7" w:themeColor="text2" w:themeTint="1A"/>
               </w:rPr>
-              <w:t>The date the report was produced</w:t>
+              <w:t>{reportDate}</w:t>
             </w:r>
           </w:p>
         </w:tc>
@@ -4365,6 +4365,101 @@
       <w:cols w:space="720"/>
       <w:docGrid w:linePitch="360"/>
     </w:sectPr>
+    <w:p>
+      <w:r>
+        <w:t>AUTO_GENERATED_PLACEHOLDER_BLOCK</w:t>
+      </w:r>
+    </w:p>
+    <w:p>
+      <w:r>
+        <w:t>{imageName}</w:t>
+      </w:r>
+    </w:p>
+    <w:p>
+      <w:r>
+        <w:t>{registry}</w:t>
+      </w:r>
+    </w:p>
+    <w:p>
+      <w:r>
+        <w:t>{scanDate}</w:t>
+      </w:r>
+    </w:p>
+    <w:p>
+      <w:r>
+        <w:t>{distro}</w:t>
+      </w:r>
+    </w:p>
+    <w:p>
+      <w:r>
+        <w:t>{totalVulnerabilities}</w:t>
+      </w:r>
+    </w:p>
+    <w:p>
+      <w:r>
+        <w:t>{#vulnerabilities}</w:t>
+      </w:r>
+    </w:p>
+    <w:p>
+      <w:r>
+        <w:t>{cve}</w:t>
+      </w:r>
+    </w:p>
+    <w:p>
+      <w:r>
+        <w:t>{severity}</w:t>
+      </w:r>
+    </w:p>
+    <w:p>
+      <w:r>
+        <w:t>{cvss}</w:t>
+      </w:r>
+    </w:p>
+    <w:p>
+      <w:r>
+        <w:t>{packageName}</w:t>
+      </w:r>
+    </w:p>
+    <w:p>
+      <w:r>
+        <w:t>{packageVersion}</w:t>
+      </w:r>
+    </w:p>
+    <w:p>
+      <w:r>
+        <w:t>{fixStatus}</w:t>
+      </w:r>
+    </w:p>
+    <w:p>
+      <w:r>
+        <w:t>{dateIdentified}</w:t>
+      </w:r>
+    </w:p>
+    <w:p>
+      <w:r>
+        <w:t>{description}</w:t>
+      </w:r>
+    </w:p>
+    <w:p>
+      <w:r>
+        <w:t>{/vulnerabilities}</w:t>
+      </w:r>
+    </w:p>
+    <w:p>
+      <w:r>
+        <w:t>{projectName}</w:t>
+      </w:r>
+    </w:p>
+    <w:p>
+      <w:r>
+        <w:t>{microserviceName}</w:t>
+      </w:r>
+    </w:p>
+    <w:p>
+      <w:r>
+        <w:t>{imageTag}</w:t>
+      </w:r>
+    </w:p>
   </w:body>
 </w:document>
 </file>

--- a/lib/template.docx
+++ b/lib/template.docx
@@ -1,6 +1,6 @@
 
 <file path=word/document.xml><?xml version="1.0" encoding="utf-8"?>
-<w:document xmlns:wpc="http://schemas.microsoft.com/office/word/2010/wordprocessingCanvas" xmlns:cx="http://schemas.microsoft.com/office/drawing/2014/chartex" xmlns:cx1="http://schemas.microsoft.com/office/drawing/2015/9/8/chartex" xmlns:cx2="http://schemas.microsoft.com/office/drawing/2015/10/21/chartex" xmlns:cx3="http://schemas.microsoft.com/office/drawing/2016/5/9/chartex" xmlns:cx4="http://schemas.microsoft.com/office/drawing/2016/5/10/chartex" xmlns:cx5="http://schemas.microsoft.com/office/drawing/2016/5/11/chartex" xmlns:cx6="http://schemas.microsoft.com/office/drawing/2016/5/12/chartex" xmlns:cx7="http://schemas.microsoft.com/office/drawing/2016/5/13/chartex" xmlns:cx8="http://schemas.microsoft.com/office/drawing/2016/5/14/chartex" xmlns:mc="http://schemas.openxmlformats.org/markup-compatibility/2006" xmlns:aink="http://schemas.microsoft.com/office/drawing/2016/ink" xmlns:am3d="http://schemas.microsoft.com/office/drawing/2017/model3d" xmlns:o="urn:schemas-microsoft-com:office:office" xmlns:oel="http://schemas.microsoft.com/office/2019/extlst" xmlns:r="http://schemas.openxmlformats.org/officeDocument/2006/relationships" xmlns:m="http://schemas.openxmlformats.org/officeDocument/2006/math" xmlns:v="urn:schemas-microsoft-com:vml" xmlns:wp14="http://schemas.microsoft.com/office/word/2010/wordprocessingDrawing" xmlns:wp="http://schemas.openxmlformats.org/drawingml/2006/wordprocessingDrawing" xmlns:w10="urn:schemas-microsoft-com:office:word" xmlns:w="http://schemas.openxmlformats.org/wordprocessingml/2006/main" xmlns:w14="http://schemas.microsoft.com/office/word/2010/wordml" xmlns:w15="http://schemas.microsoft.com/office/word/2012/wordml" xmlns:w16cex="http://schemas.microsoft.com/office/word/2018/wordml/cex" xmlns:w16cid="http://schemas.microsoft.com/office/word/2016/wordml/cid" xmlns:w16="http://schemas.microsoft.com/office/word/2018/wordml" xmlns:w16du="http://schemas.microsoft.com/office/word/2023/wordml/word16du" xmlns:w16sdtdh="http://schemas.microsoft.com/office/word/2020/wordml/sdtdatahash" xmlns:w16se="http://schemas.microsoft.com/office/word/2015/wordml/symex" xmlns:wpg="http://schemas.microsoft.com/office/word/2010/wordprocessingGroup" xmlns:wpi="http://schemas.microsoft.com/office/word/2010/wordprocessingInk" xmlns:wne="http://schemas.microsoft.com/office/word/2006/wordml" xmlns:wps="http://schemas.microsoft.com/office/word/2010/wordprocessingShape" mc:Ignorable="w14 w15 w16se w16cid w16 w16cex w16sdtdh w16du wp14">
+<w:document xmlns:wpc="http://schemas.microsoft.com/office/word/2010/wordprocessingCanvas" xmlns:cx="http://schemas.microsoft.com/office/drawing/2014/chartex" xmlns:cx1="http://schemas.microsoft.com/office/drawing/2015/9/8/chartex" xmlns:cx2="http://schemas.microsoft.com/office/drawing/2015/10/21/chartex" xmlns:cx3="http://schemas.microsoft.com/office/drawing/2016/5/9/chartex" xmlns:cx4="http://schemas.microsoft.com/office/drawing/2016/5/10/chartex" xmlns:cx5="http://schemas.microsoft.com/office/drawing/2016/5/11/chartex" xmlns:cx6="http://schemas.microsoft.com/office/drawing/2016/5/12/chartex" xmlns:cx7="http://schemas.microsoft.com/office/drawing/2016/5/13/chartex" xmlns:cx8="http://schemas.microsoft.com/office/drawing/2016/5/14/chartex" xmlns:mc="http://schemas.openxmlformats.org/markup-compatibility/2006" xmlns:aink="http://schemas.microsoft.com/office/drawing/2016/ink" xmlns:am3d="http://schemas.microsoft.com/office/drawing/2017/model3d" xmlns:o="urn:schemas-microsoft-com:office:office" xmlns:oel="http://schemas.microsoft.com/office/2019/extlst" xmlns:r="http://schemas.openxmlformats.org/officeDocument/2006/relationships" xmlns:m="http://schemas.openxmlformats.org/officeDocument/2006/math" xmlns:v="urn:schemas-microsoft-com:vml" xmlns:wp14="http://schemas.microsoft.com/office/word/2010/wordprocessingDrawing" xmlns:wp="http://schemas.openxmlformats.org/drawingml/2006/wordprocessingDrawing" xmlns:w10="urn:schemas-microsoft-com:office:word" xmlns:w="http://schemas.openxmlformats.org/wordprocessingml/2006/main" xmlns:w14="http://schemas.microsoft.com/office/word/2010/wordml" xmlns:w15="http://schemas.microsoft.com/office/word/2012/wordml" xmlns:w16cex="http://schemas.microsoft.com/office/word/2018/wordml/cex" xmlns:w16cid="http://schemas.microsoft.com/office/word/2016/wordml/cid" xmlns:w16="http://schemas.microsoft.com/office/word/2018/wordml" xmlns:w16du="http://schemas.microsoft.com/office/word/2023/wordml/word16du" xmlns:w16sdtdh="http://schemas.microsoft.com/office/word/2020/wordml/sdtdatahash" xmlns:w16sdtfl="http://schemas.microsoft.com/office/word/2024/wordml/sdtformatlock" xmlns:w16se="http://schemas.microsoft.com/office/word/2015/wordml/symex" xmlns:wpg="http://schemas.microsoft.com/office/word/2010/wordprocessingGroup" xmlns:wpi="http://schemas.microsoft.com/office/word/2010/wordprocessingInk" xmlns:wne="http://schemas.microsoft.com/office/word/2006/wordml" xmlns:wps="http://schemas.microsoft.com/office/word/2010/wordprocessingShape" mc:Ignorable="w14 w15 w16se w16cid w16 w16cex w16sdtdh w16sdtfl w16du wp14">
   <w:body>
     <w:p>
       <w:pPr>
@@ -279,6 +279,7 @@
         <w:pStyle w:val="Heading1"/>
       </w:pPr>
       <w:r>
+        <w:lastRenderedPageBreak/>
         <w:t xml:space="preserve">Template </w:t>
       </w:r>
       <w:r>
@@ -358,31 +359,19 @@
           <w:tcPr>
             <w:tcW w:w="1383" w:type="dxa"/>
           </w:tcPr>
-          <w:p>
-            <w:r>
-              <w:t>10/01/24</w:t>
-            </w:r>
-          </w:p>
+          <w:p/>
         </w:tc>
         <w:tc>
           <w:tcPr>
             <w:tcW w:w="1440" w:type="dxa"/>
           </w:tcPr>
-          <w:p>
-            <w:r>
-              <w:t>Cole DeVries</w:t>
-            </w:r>
-          </w:p>
+          <w:p/>
         </w:tc>
         <w:tc>
           <w:tcPr>
             <w:tcW w:w="5665" w:type="dxa"/>
           </w:tcPr>
-          <w:p>
-            <w:r>
-              <w:t>Initial release of the template</w:t>
-            </w:r>
-          </w:p>
+          <w:p/>
         </w:tc>
       </w:tr>
       <w:tr>
@@ -390,47 +379,25 @@
           <w:tcPr>
             <w:tcW w:w="862" w:type="dxa"/>
           </w:tcPr>
-          <w:p>
-            <w:r>
-              <w:t>1.0.1</w:t>
-            </w:r>
-          </w:p>
+          <w:p/>
         </w:tc>
         <w:tc>
           <w:tcPr>
             <w:tcW w:w="1383" w:type="dxa"/>
           </w:tcPr>
-          <w:p>
-            <w:r>
-              <w:t>10/</w:t>
-            </w:r>
-            <w:r>
-              <w:t>05/24</w:t>
-            </w:r>
-          </w:p>
+          <w:p/>
         </w:tc>
         <w:tc>
           <w:tcPr>
             <w:tcW w:w="1440" w:type="dxa"/>
           </w:tcPr>
-          <w:p>
-            <w:r>
-              <w:t>Cole DeVries</w:t>
-            </w:r>
-          </w:p>
+          <w:p/>
         </w:tc>
         <w:tc>
           <w:tcPr>
             <w:tcW w:w="5665" w:type="dxa"/>
           </w:tcPr>
-          <w:p>
-            <w:r>
-              <w:t xml:space="preserve">Updated the “Security Scan Findings by Microservice” table to include an optional </w:t>
-            </w:r>
-            <w:r>
-              <w:t>column for Jira ticket number references.</w:t>
-            </w:r>
-          </w:p>
+          <w:p/>
         </w:tc>
       </w:tr>
     </w:tbl>
@@ -454,6 +421,7 @@
         <w:pStyle w:val="Heading1"/>
       </w:pPr>
       <w:r>
+        <w:lastRenderedPageBreak/>
         <w:t>Project Details</w:t>
       </w:r>
     </w:p>
@@ -566,6 +534,34 @@
             <w:shd w:val="clear" w:color="auto" w:fill="FFFFFF" w:themeFill="background1"/>
             <w:vAlign w:val="center"/>
           </w:tcPr>
+          <w:p>
+            <w:pPr>
+              <w:cnfStyle w:val="100000000000" w:firstRow="1" w:lastRow="0" w:firstColumn="0" w:lastColumn="0" w:oddVBand="0" w:evenVBand="0" w:oddHBand="0" w:evenHBand="0" w:firstRowFirstColumn="0" w:firstRowLastColumn="0" w:lastRowFirstColumn="0" w:lastRowLastColumn="0"/>
+              <w:rPr>
+                <w:color w:val="000000" w:themeColor="text1"/>
+              </w:rPr>
+            </w:pPr>
+            <w:r>
+              <w:rPr>
+                <w:color w:val="000000" w:themeColor="text1"/>
+              </w:rPr>
+              <w:t>{</w:t>
+            </w:r>
+            <w:proofErr w:type="spellStart"/>
+            <w:r>
+              <w:rPr>
+                <w:color w:val="000000" w:themeColor="text1"/>
+              </w:rPr>
+              <w:t>projectName</w:t>
+            </w:r>
+            <w:proofErr w:type="spellEnd"/>
+            <w:r>
+              <w:rPr>
+                <w:color w:val="000000" w:themeColor="text1"/>
+              </w:rPr>
+              <w:t>}</w:t>
+            </w:r>
+          </w:p>
           <w:p>
             <w:pPr>
               <w:cnfStyle w:val="100000000000" w:firstRow="1" w:lastRow="0" w:firstColumn="0" w:lastColumn="0" w:oddVBand="0" w:evenVBand="0" w:oddHBand="0" w:evenHBand="0" w:firstRowFirstColumn="0" w:firstRowLastColumn="0" w:lastRowFirstColumn="0" w:lastRowLastColumn="0"/>
@@ -1073,6 +1069,19 @@
             <w:vAlign w:val="center"/>
           </w:tcPr>
           <w:p>
+            <w:r>
+              <w:t>{</w:t>
+            </w:r>
+            <w:proofErr w:type="spellStart"/>
+            <w:r>
+              <w:t>microserviceName</w:t>
+            </w:r>
+            <w:proofErr w:type="spellEnd"/>
+            <w:r>
+              <w:t>}</w:t>
+            </w:r>
+          </w:p>
+          <w:p>
             <w:pPr>
               <w:rPr>
                 <w:b w:val="0"/>
@@ -1093,6 +1102,22 @@
             <w:shd w:val="clear" w:color="auto" w:fill="FFFFFF" w:themeFill="background1"/>
             <w:vAlign w:val="center"/>
           </w:tcPr>
+          <w:p>
+            <w:pPr>
+              <w:cnfStyle w:val="000000100000" w:firstRow="0" w:lastRow="0" w:firstColumn="0" w:lastColumn="0" w:oddVBand="0" w:evenVBand="0" w:oddHBand="1" w:evenHBand="0" w:firstRowFirstColumn="0" w:firstRowLastColumn="0" w:lastRowFirstColumn="0" w:lastRowLastColumn="0"/>
+            </w:pPr>
+            <w:r>
+              <w:t>{</w:t>
+            </w:r>
+            <w:proofErr w:type="spellStart"/>
+            <w:r>
+              <w:t>imageTag</w:t>
+            </w:r>
+            <w:proofErr w:type="spellEnd"/>
+            <w:r>
+              <w:t>}</w:t>
+            </w:r>
+          </w:p>
           <w:p>
             <w:pPr>
               <w:cnfStyle w:val="000000100000" w:firstRow="0" w:lastRow="0" w:firstColumn="0" w:lastColumn="0" w:oddVBand="0" w:evenVBand="0" w:oddHBand="1" w:evenHBand="0" w:firstRowFirstColumn="0" w:firstRowLastColumn="0" w:lastRowFirstColumn="0" w:lastRowLastColumn="0"/>
@@ -1453,6 +1478,7 @@
         <w:pStyle w:val="Heading1"/>
       </w:pPr>
       <w:r>
+        <w:lastRenderedPageBreak/>
         <w:t>Security Scan Findings by Microservice:</w:t>
       </w:r>
     </w:p>
@@ -1628,12 +1654,9 @@
             <w:vAlign w:val="center"/>
           </w:tcPr>
           <w:p>
-            <w:pPr>
-              <w:rPr>
-                <w:b w:val="0"/>
-                <w:bCs w:val="0"/>
-              </w:rPr>
-            </w:pPr>
+            <w:r>
+              <w:t>{#vulnerabilities}{imageName}</w:t>
+            </w:r>
           </w:p>
         </w:tc>
         <w:tc>
@@ -1649,13 +1672,9 @@
             <w:vAlign w:val="center"/>
           </w:tcPr>
           <w:p>
-            <w:pPr>
-              <w:cnfStyle w:val="000000100000" w:firstRow="0" w:lastRow="0" w:firstColumn="0" w:lastColumn="0" w:oddVBand="0" w:evenVBand="0" w:oddHBand="1" w:evenHBand="0" w:firstRowFirstColumn="0" w:firstRowLastColumn="0" w:lastRowFirstColumn="0" w:lastRowLastColumn="0"/>
-              <w:rPr>
-                <w:b/>
-                <w:bCs/>
-              </w:rPr>
-            </w:pPr>
+            <w:r>
+              <w:t>{cve}</w:t>
+            </w:r>
           </w:p>
         </w:tc>
         <w:tc>
@@ -1670,13 +1689,9 @@
             <w:shd w:val="clear" w:color="auto" w:fill="FFFFFF" w:themeFill="background1"/>
           </w:tcPr>
           <w:p>
-            <w:pPr>
-              <w:cnfStyle w:val="000000100000" w:firstRow="0" w:lastRow="0" w:firstColumn="0" w:lastColumn="0" w:oddVBand="0" w:evenVBand="0" w:oddHBand="1" w:evenHBand="0" w:firstRowFirstColumn="0" w:firstRowLastColumn="0" w:lastRowFirstColumn="0" w:lastRowLastColumn="0"/>
-              <w:rPr>
-                <w:b/>
-                <w:bCs/>
-              </w:rPr>
-            </w:pPr>
+            <w:r>
+              <w:t>{severity}</w:t>
+            </w:r>
           </w:p>
         </w:tc>
         <w:tc>
@@ -1691,13 +1706,9 @@
             <w:shd w:val="clear" w:color="auto" w:fill="FFFFFF" w:themeFill="background1"/>
           </w:tcPr>
           <w:p>
-            <w:pPr>
-              <w:cnfStyle w:val="000000100000" w:firstRow="0" w:lastRow="0" w:firstColumn="0" w:lastColumn="0" w:oddVBand="0" w:evenVBand="0" w:oddHBand="1" w:evenHBand="0" w:firstRowFirstColumn="0" w:firstRowLastColumn="0" w:lastRowFirstColumn="0" w:lastRowLastColumn="0"/>
-              <w:rPr>
-                <w:b/>
-                <w:bCs/>
-              </w:rPr>
-            </w:pPr>
+            <w:r>
+              <w:t>{dateIdentified}</w:t>
+            </w:r>
           </w:p>
         </w:tc>
         <w:tc>
@@ -1712,13 +1723,9 @@
             <w:shd w:val="clear" w:color="auto" w:fill="C1E4F5" w:themeFill="accent1" w:themeFillTint="33"/>
           </w:tcPr>
           <w:p>
-            <w:pPr>
-              <w:cnfStyle w:val="000000100000" w:firstRow="0" w:lastRow="0" w:firstColumn="0" w:lastColumn="0" w:oddVBand="0" w:evenVBand="0" w:oddHBand="1" w:evenHBand="0" w:firstRowFirstColumn="0" w:firstRowLastColumn="0" w:lastRowFirstColumn="0" w:lastRowLastColumn="0"/>
-              <w:rPr>
-                <w:b/>
-                <w:bCs/>
-              </w:rPr>
-            </w:pPr>
+            <w:r>
+              <w:t>{jiraTicket}{/vulnerabilities}</w:t>
+            </w:r>
           </w:p>
         </w:tc>
       </w:tr>
@@ -4352,6 +4359,7 @@
       </w:tr>
       <w:bookmarkEnd w:id="0"/>
     </w:tbl>
+    <w:p/>
     <w:p/>
     <w:sectPr>
       <w:headerReference w:type="even" r:id="rId12"/>
@@ -4365,107 +4373,12 @@
       <w:cols w:space="720"/>
       <w:docGrid w:linePitch="360"/>
     </w:sectPr>
-    <w:p>
-      <w:r>
-        <w:t>AUTO_GENERATED_PLACEHOLDER_BLOCK</w:t>
-      </w:r>
-    </w:p>
-    <w:p>
-      <w:r>
-        <w:t>{imageName}</w:t>
-      </w:r>
-    </w:p>
-    <w:p>
-      <w:r>
-        <w:t>{registry}</w:t>
-      </w:r>
-    </w:p>
-    <w:p>
-      <w:r>
-        <w:t>{scanDate}</w:t>
-      </w:r>
-    </w:p>
-    <w:p>
-      <w:r>
-        <w:t>{distro}</w:t>
-      </w:r>
-    </w:p>
-    <w:p>
-      <w:r>
-        <w:t>{totalVulnerabilities}</w:t>
-      </w:r>
-    </w:p>
-    <w:p>
-      <w:r>
-        <w:t>{#vulnerabilities}</w:t>
-      </w:r>
-    </w:p>
-    <w:p>
-      <w:r>
-        <w:t>{cve}</w:t>
-      </w:r>
-    </w:p>
-    <w:p>
-      <w:r>
-        <w:t>{severity}</w:t>
-      </w:r>
-    </w:p>
-    <w:p>
-      <w:r>
-        <w:t>{cvss}</w:t>
-      </w:r>
-    </w:p>
-    <w:p>
-      <w:r>
-        <w:t>{packageName}</w:t>
-      </w:r>
-    </w:p>
-    <w:p>
-      <w:r>
-        <w:t>{packageVersion}</w:t>
-      </w:r>
-    </w:p>
-    <w:p>
-      <w:r>
-        <w:t>{fixStatus}</w:t>
-      </w:r>
-    </w:p>
-    <w:p>
-      <w:r>
-        <w:t>{dateIdentified}</w:t>
-      </w:r>
-    </w:p>
-    <w:p>
-      <w:r>
-        <w:t>{description}</w:t>
-      </w:r>
-    </w:p>
-    <w:p>
-      <w:r>
-        <w:t>{/vulnerabilities}</w:t>
-      </w:r>
-    </w:p>
-    <w:p>
-      <w:r>
-        <w:t>{projectName}</w:t>
-      </w:r>
-    </w:p>
-    <w:p>
-      <w:r>
-        <w:t>{microserviceName}</w:t>
-      </w:r>
-    </w:p>
-    <w:p>
-      <w:r>
-        <w:t>{imageTag}</w:t>
-      </w:r>
-    </w:p>
   </w:body>
 </w:document>
 </file>
 
 <file path=word/endnotes.xml><?xml version="1.0" encoding="utf-8"?>
-<w:endnotes xmlns:wpc="http://schemas.microsoft.com/office/word/2010/wordprocessingCanvas" xmlns:cx="http://schemas.microsoft.com/office/drawing/2014/chartex" xmlns:cx1="http://schemas.microsoft.com/office/drawing/2015/9/8/chartex" xmlns:cx2="http://schemas.microsoft.com/office/drawing/2015/10/21/chartex" xmlns:cx3="http://schemas.microsoft.com/office/drawing/2016/5/9/chartex" xmlns:cx4="http://schemas.microsoft.com/office/drawing/2016/5/10/chartex" xmlns:cx5="http://schemas.microsoft.com/office/drawing/2016/5/11/chartex" xmlns:cx6="http://schemas.microsoft.com/office/drawing/2016/5/12/chartex" xmlns:cx7="http://schemas.microsoft.com/office/drawing/2016/5/13/chartex" xmlns:cx8="http://schemas.microsoft.com/office/drawing/2016/5/14/chartex" xmlns:mc="http://schemas.openxmlformats.org/markup-compatibility/2006" xmlns:aink="http://schemas.microsoft.com/office/drawing/2016/ink" xmlns:am3d="http://schemas.microsoft.com/office/drawing/2017/model3d" xmlns:o="urn:schemas-microsoft-com:office:office" xmlns:oel="http://schemas.microsoft.com/office/2019/extlst" xmlns:r="http://schemas.openxmlformats.org/officeDocument/2006/relationships" xmlns:m="http://schemas.openxmlformats.org/officeDocument/2006/math" xmlns:v="urn:schemas-microsoft-com:vml" xmlns:wp14="http://schemas.microsoft.com/office/word/2010/wordprocessingDrawing" xmlns:wp="http://schemas.openxmlformats.org/drawingml/2006/wordprocessingDrawing" xmlns:w10="urn:schemas-microsoft-com:office:word" xmlns:w="http://schemas.openxmlformats.org/wordprocessingml/2006/main" xmlns:w14="http://schemas.microsoft.com/office/word/2010/wordml" xmlns:w15="http://schemas.microsoft.com/office/word/2012/wordml" xmlns:w16cex="http://schemas.microsoft.com/office/word/2018/wordml/cex" xmlns:w16cid="http://schemas.microsoft.com/office/word/2016/wordml/cid" xmlns:w16="http://schemas.microsoft.com/office/word/2018/wordml" xmlns:w16du="http://schemas.microsoft.com/office/word/2023/wordml/word16du" xmlns:w16sdtdh="http://schemas.microsoft.com/office/word/2020/wordml/sdtdatahash" xmlns:w16se="http://schemas.microsoft.com/office/word/2015/wordml/symex" xmlns:wpg="http://schemas.microsoft.com/office/word/2010/wordprocessingGroup" xmlns:wpi="http://schemas.microsoft.com/office/word/2010/wordprocessingInk" xmlns:wne="http://schemas.microsoft.com/office/word/2006/wordml" xmlns:wps="http://schemas.microsoft.com/office/word/2010/wordprocessingShape" mc:Ignorable="w14 w15 w16se w16cid w16 w16cex w16sdtdh w16du wp14">
+<w:endnotes xmlns:wpc="http://schemas.microsoft.com/office/word/2010/wordprocessingCanvas" xmlns:cx="http://schemas.microsoft.com/office/drawing/2014/chartex" xmlns:cx1="http://schemas.microsoft.com/office/drawing/2015/9/8/chartex" xmlns:cx2="http://schemas.microsoft.com/office/drawing/2015/10/21/chartex" xmlns:cx3="http://schemas.microsoft.com/office/drawing/2016/5/9/chartex" xmlns:cx4="http://schemas.microsoft.com/office/drawing/2016/5/10/chartex" xmlns:cx5="http://schemas.microsoft.com/office/drawing/2016/5/11/chartex" xmlns:cx6="http://schemas.microsoft.com/office/drawing/2016/5/12/chartex" xmlns:cx7="http://schemas.microsoft.com/office/drawing/2016/5/13/chartex" xmlns:cx8="http://schemas.microsoft.com/office/drawing/2016/5/14/chartex" xmlns:mc="http://schemas.openxmlformats.org/markup-compatibility/2006" xmlns:aink="http://schemas.microsoft.com/office/drawing/2016/ink" xmlns:am3d="http://schemas.microsoft.com/office/drawing/2017/model3d" xmlns:o="urn:schemas-microsoft-com:office:office" xmlns:oel="http://schemas.microsoft.com/office/2019/extlst" xmlns:r="http://schemas.openxmlformats.org/officeDocument/2006/relationships" xmlns:m="http://schemas.openxmlformats.org/officeDocument/2006/math" xmlns:v="urn:schemas-microsoft-com:vml" xmlns:wp14="http://schemas.microsoft.com/office/word/2010/wordprocessingDrawing" xmlns:wp="http://schemas.openxmlformats.org/drawingml/2006/wordprocessingDrawing" xmlns:w10="urn:schemas-microsoft-com:office:word" xmlns:w="http://schemas.openxmlformats.org/wordprocessingml/2006/main" xmlns:w14="http://schemas.microsoft.com/office/word/2010/wordml" xmlns:w15="http://schemas.microsoft.com/office/word/2012/wordml" xmlns:w16cex="http://schemas.microsoft.com/office/word/2018/wordml/cex" xmlns:w16cid="http://schemas.microsoft.com/office/word/2016/wordml/cid" xmlns:w16="http://schemas.microsoft.com/office/word/2018/wordml" xmlns:w16du="http://schemas.microsoft.com/office/word/2023/wordml/word16du" xmlns:w16sdtdh="http://schemas.microsoft.com/office/word/2020/wordml/sdtdatahash" xmlns:w16sdtfl="http://schemas.microsoft.com/office/word/2024/wordml/sdtformatlock" xmlns:w16se="http://schemas.microsoft.com/office/word/2015/wordml/symex" xmlns:wpg="http://schemas.microsoft.com/office/word/2010/wordprocessingGroup" xmlns:wpi="http://schemas.microsoft.com/office/word/2010/wordprocessingInk" xmlns:wne="http://schemas.microsoft.com/office/word/2006/wordml" xmlns:wps="http://schemas.microsoft.com/office/word/2010/wordprocessingShape" mc:Ignorable="w14 w15 w16se w16cid w16 w16cex w16sdtdh w16sdtfl w16du wp14">
   <w:endnote w:type="separator" w:id="-1">
     <w:p>
       <w:r>
@@ -4487,7 +4400,7 @@
 </file>
 
 <file path=word/footer1.xml><?xml version="1.0" encoding="utf-8"?>
-<w:ftr xmlns:wpc="http://schemas.microsoft.com/office/word/2010/wordprocessingCanvas" xmlns:cx="http://schemas.microsoft.com/office/drawing/2014/chartex" xmlns:cx1="http://schemas.microsoft.com/office/drawing/2015/9/8/chartex" xmlns:cx2="http://schemas.microsoft.com/office/drawing/2015/10/21/chartex" xmlns:cx3="http://schemas.microsoft.com/office/drawing/2016/5/9/chartex" xmlns:cx4="http://schemas.microsoft.com/office/drawing/2016/5/10/chartex" xmlns:cx5="http://schemas.microsoft.com/office/drawing/2016/5/11/chartex" xmlns:cx6="http://schemas.microsoft.com/office/drawing/2016/5/12/chartex" xmlns:cx7="http://schemas.microsoft.com/office/drawing/2016/5/13/chartex" xmlns:cx8="http://schemas.microsoft.com/office/drawing/2016/5/14/chartex" xmlns:mc="http://schemas.openxmlformats.org/markup-compatibility/2006" xmlns:aink="http://schemas.microsoft.com/office/drawing/2016/ink" xmlns:am3d="http://schemas.microsoft.com/office/drawing/2017/model3d" xmlns:o="urn:schemas-microsoft-com:office:office" xmlns:oel="http://schemas.microsoft.com/office/2019/extlst" xmlns:r="http://schemas.openxmlformats.org/officeDocument/2006/relationships" xmlns:m="http://schemas.openxmlformats.org/officeDocument/2006/math" xmlns:v="urn:schemas-microsoft-com:vml" xmlns:wp14="http://schemas.microsoft.com/office/word/2010/wordprocessingDrawing" xmlns:wp="http://schemas.openxmlformats.org/drawingml/2006/wordprocessingDrawing" xmlns:w10="urn:schemas-microsoft-com:office:word" xmlns:w="http://schemas.openxmlformats.org/wordprocessingml/2006/main" xmlns:w14="http://schemas.microsoft.com/office/word/2010/wordml" xmlns:w15="http://schemas.microsoft.com/office/word/2012/wordml" xmlns:w16cex="http://schemas.microsoft.com/office/word/2018/wordml/cex" xmlns:w16cid="http://schemas.microsoft.com/office/word/2016/wordml/cid" xmlns:w16="http://schemas.microsoft.com/office/word/2018/wordml" xmlns:w16du="http://schemas.microsoft.com/office/word/2023/wordml/word16du" xmlns:w16sdtdh="http://schemas.microsoft.com/office/word/2020/wordml/sdtdatahash" xmlns:w16se="http://schemas.microsoft.com/office/word/2015/wordml/symex" xmlns:wpg="http://schemas.microsoft.com/office/word/2010/wordprocessingGroup" xmlns:wpi="http://schemas.microsoft.com/office/word/2010/wordprocessingInk" xmlns:wne="http://schemas.microsoft.com/office/word/2006/wordml" xmlns:wps="http://schemas.microsoft.com/office/word/2010/wordprocessingShape" mc:Ignorable="w14 w15 w16se w16cid w16 w16cex w16sdtdh w16du wp14">
+<w:ftr xmlns:wpc="http://schemas.microsoft.com/office/word/2010/wordprocessingCanvas" xmlns:cx="http://schemas.microsoft.com/office/drawing/2014/chartex" xmlns:cx1="http://schemas.microsoft.com/office/drawing/2015/9/8/chartex" xmlns:cx2="http://schemas.microsoft.com/office/drawing/2015/10/21/chartex" xmlns:cx3="http://schemas.microsoft.com/office/drawing/2016/5/9/chartex" xmlns:cx4="http://schemas.microsoft.com/office/drawing/2016/5/10/chartex" xmlns:cx5="http://schemas.microsoft.com/office/drawing/2016/5/11/chartex" xmlns:cx6="http://schemas.microsoft.com/office/drawing/2016/5/12/chartex" xmlns:cx7="http://schemas.microsoft.com/office/drawing/2016/5/13/chartex" xmlns:cx8="http://schemas.microsoft.com/office/drawing/2016/5/14/chartex" xmlns:mc="http://schemas.openxmlformats.org/markup-compatibility/2006" xmlns:aink="http://schemas.microsoft.com/office/drawing/2016/ink" xmlns:am3d="http://schemas.microsoft.com/office/drawing/2017/model3d" xmlns:o="urn:schemas-microsoft-com:office:office" xmlns:oel="http://schemas.microsoft.com/office/2019/extlst" xmlns:r="http://schemas.openxmlformats.org/officeDocument/2006/relationships" xmlns:m="http://schemas.openxmlformats.org/officeDocument/2006/math" xmlns:v="urn:schemas-microsoft-com:vml" xmlns:wp14="http://schemas.microsoft.com/office/word/2010/wordprocessingDrawing" xmlns:wp="http://schemas.openxmlformats.org/drawingml/2006/wordprocessingDrawing" xmlns:w10="urn:schemas-microsoft-com:office:word" xmlns:w="http://schemas.openxmlformats.org/wordprocessingml/2006/main" xmlns:w14="http://schemas.microsoft.com/office/word/2010/wordml" xmlns:w15="http://schemas.microsoft.com/office/word/2012/wordml" xmlns:w16cex="http://schemas.microsoft.com/office/word/2018/wordml/cex" xmlns:w16cid="http://schemas.microsoft.com/office/word/2016/wordml/cid" xmlns:w16="http://schemas.microsoft.com/office/word/2018/wordml" xmlns:w16du="http://schemas.microsoft.com/office/word/2023/wordml/word16du" xmlns:w16sdtdh="http://schemas.microsoft.com/office/word/2020/wordml/sdtdatahash" xmlns:w16sdtfl="http://schemas.microsoft.com/office/word/2024/wordml/sdtformatlock" xmlns:w16se="http://schemas.microsoft.com/office/word/2015/wordml/symex" xmlns:wpg="http://schemas.microsoft.com/office/word/2010/wordprocessingGroup" xmlns:wpi="http://schemas.microsoft.com/office/word/2010/wordprocessingInk" xmlns:wne="http://schemas.microsoft.com/office/word/2006/wordml" xmlns:wps="http://schemas.microsoft.com/office/word/2010/wordprocessingShape" mc:Ignorable="w14 w15 w16se w16cid w16 w16cex w16sdtdh w16sdtfl w16du wp14">
   <w:sdt>
     <w:sdtPr>
       <w:rPr>
@@ -4539,7 +4452,7 @@
 </file>
 
 <file path=word/footer2.xml><?xml version="1.0" encoding="utf-8"?>
-<w:ftr xmlns:wpc="http://schemas.microsoft.com/office/word/2010/wordprocessingCanvas" xmlns:cx="http://schemas.microsoft.com/office/drawing/2014/chartex" xmlns:cx1="http://schemas.microsoft.com/office/drawing/2015/9/8/chartex" xmlns:cx2="http://schemas.microsoft.com/office/drawing/2015/10/21/chartex" xmlns:cx3="http://schemas.microsoft.com/office/drawing/2016/5/9/chartex" xmlns:cx4="http://schemas.microsoft.com/office/drawing/2016/5/10/chartex" xmlns:cx5="http://schemas.microsoft.com/office/drawing/2016/5/11/chartex" xmlns:cx6="http://schemas.microsoft.com/office/drawing/2016/5/12/chartex" xmlns:cx7="http://schemas.microsoft.com/office/drawing/2016/5/13/chartex" xmlns:cx8="http://schemas.microsoft.com/office/drawing/2016/5/14/chartex" xmlns:mc="http://schemas.openxmlformats.org/markup-compatibility/2006" xmlns:aink="http://schemas.microsoft.com/office/drawing/2016/ink" xmlns:am3d="http://schemas.microsoft.com/office/drawing/2017/model3d" xmlns:o="urn:schemas-microsoft-com:office:office" xmlns:oel="http://schemas.microsoft.com/office/2019/extlst" xmlns:r="http://schemas.openxmlformats.org/officeDocument/2006/relationships" xmlns:m="http://schemas.openxmlformats.org/officeDocument/2006/math" xmlns:v="urn:schemas-microsoft-com:vml" xmlns:wp14="http://schemas.microsoft.com/office/word/2010/wordprocessingDrawing" xmlns:wp="http://schemas.openxmlformats.org/drawingml/2006/wordprocessingDrawing" xmlns:w10="urn:schemas-microsoft-com:office:word" xmlns:w="http://schemas.openxmlformats.org/wordprocessingml/2006/main" xmlns:w14="http://schemas.microsoft.com/office/word/2010/wordml" xmlns:w15="http://schemas.microsoft.com/office/word/2012/wordml" xmlns:w16cex="http://schemas.microsoft.com/office/word/2018/wordml/cex" xmlns:w16cid="http://schemas.microsoft.com/office/word/2016/wordml/cid" xmlns:w16="http://schemas.microsoft.com/office/word/2018/wordml" xmlns:w16du="http://schemas.microsoft.com/office/word/2023/wordml/word16du" xmlns:w16sdtdh="http://schemas.microsoft.com/office/word/2020/wordml/sdtdatahash" xmlns:w16se="http://schemas.microsoft.com/office/word/2015/wordml/symex" xmlns:wpg="http://schemas.microsoft.com/office/word/2010/wordprocessingGroup" xmlns:wpi="http://schemas.microsoft.com/office/word/2010/wordprocessingInk" xmlns:wne="http://schemas.microsoft.com/office/word/2006/wordml" xmlns:wps="http://schemas.microsoft.com/office/word/2010/wordprocessingShape" mc:Ignorable="w14 w15 w16se w16cid w16 w16cex w16sdtdh w16du wp14">
+<w:ftr xmlns:wpc="http://schemas.microsoft.com/office/word/2010/wordprocessingCanvas" xmlns:cx="http://schemas.microsoft.com/office/drawing/2014/chartex" xmlns:cx1="http://schemas.microsoft.com/office/drawing/2015/9/8/chartex" xmlns:cx2="http://schemas.microsoft.com/office/drawing/2015/10/21/chartex" xmlns:cx3="http://schemas.microsoft.com/office/drawing/2016/5/9/chartex" xmlns:cx4="http://schemas.microsoft.com/office/drawing/2016/5/10/chartex" xmlns:cx5="http://schemas.microsoft.com/office/drawing/2016/5/11/chartex" xmlns:cx6="http://schemas.microsoft.com/office/drawing/2016/5/12/chartex" xmlns:cx7="http://schemas.microsoft.com/office/drawing/2016/5/13/chartex" xmlns:cx8="http://schemas.microsoft.com/office/drawing/2016/5/14/chartex" xmlns:mc="http://schemas.openxmlformats.org/markup-compatibility/2006" xmlns:aink="http://schemas.microsoft.com/office/drawing/2016/ink" xmlns:am3d="http://schemas.microsoft.com/office/drawing/2017/model3d" xmlns:o="urn:schemas-microsoft-com:office:office" xmlns:oel="http://schemas.microsoft.com/office/2019/extlst" xmlns:r="http://schemas.openxmlformats.org/officeDocument/2006/relationships" xmlns:m="http://schemas.openxmlformats.org/officeDocument/2006/math" xmlns:v="urn:schemas-microsoft-com:vml" xmlns:wp14="http://schemas.microsoft.com/office/word/2010/wordprocessingDrawing" xmlns:wp="http://schemas.openxmlformats.org/drawingml/2006/wordprocessingDrawing" xmlns:w10="urn:schemas-microsoft-com:office:word" xmlns:w="http://schemas.openxmlformats.org/wordprocessingml/2006/main" xmlns:w14="http://schemas.microsoft.com/office/word/2010/wordml" xmlns:w15="http://schemas.microsoft.com/office/word/2012/wordml" xmlns:w16cex="http://schemas.microsoft.com/office/word/2018/wordml/cex" xmlns:w16cid="http://schemas.microsoft.com/office/word/2016/wordml/cid" xmlns:w16="http://schemas.microsoft.com/office/word/2018/wordml" xmlns:w16du="http://schemas.microsoft.com/office/word/2023/wordml/word16du" xmlns:w16sdtdh="http://schemas.microsoft.com/office/word/2020/wordml/sdtdatahash" xmlns:w16sdtfl="http://schemas.microsoft.com/office/word/2024/wordml/sdtformatlock" xmlns:w16se="http://schemas.microsoft.com/office/word/2015/wordml/symex" xmlns:wpg="http://schemas.microsoft.com/office/word/2010/wordprocessingGroup" xmlns:wpi="http://schemas.microsoft.com/office/word/2010/wordprocessingInk" xmlns:wne="http://schemas.microsoft.com/office/word/2006/wordml" xmlns:wps="http://schemas.microsoft.com/office/word/2010/wordprocessingShape" mc:Ignorable="w14 w15 w16se w16cid w16 w16cex w16sdtdh w16sdtfl w16du wp14">
   <w:sdt>
     <w:sdtPr>
       <w:rPr>
@@ -4604,7 +4517,7 @@
 </file>
 
 <file path=word/footer3.xml><?xml version="1.0" encoding="utf-8"?>
-<w:ftr xmlns:wpc="http://schemas.microsoft.com/office/word/2010/wordprocessingCanvas" xmlns:cx="http://schemas.microsoft.com/office/drawing/2014/chartex" xmlns:cx1="http://schemas.microsoft.com/office/drawing/2015/9/8/chartex" xmlns:cx2="http://schemas.microsoft.com/office/drawing/2015/10/21/chartex" xmlns:cx3="http://schemas.microsoft.com/office/drawing/2016/5/9/chartex" xmlns:cx4="http://schemas.microsoft.com/office/drawing/2016/5/10/chartex" xmlns:cx5="http://schemas.microsoft.com/office/drawing/2016/5/11/chartex" xmlns:cx6="http://schemas.microsoft.com/office/drawing/2016/5/12/chartex" xmlns:cx7="http://schemas.microsoft.com/office/drawing/2016/5/13/chartex" xmlns:cx8="http://schemas.microsoft.com/office/drawing/2016/5/14/chartex" xmlns:mc="http://schemas.openxmlformats.org/markup-compatibility/2006" xmlns:aink="http://schemas.microsoft.com/office/drawing/2016/ink" xmlns:am3d="http://schemas.microsoft.com/office/drawing/2017/model3d" xmlns:o="urn:schemas-microsoft-com:office:office" xmlns:oel="http://schemas.microsoft.com/office/2019/extlst" xmlns:r="http://schemas.openxmlformats.org/officeDocument/2006/relationships" xmlns:m="http://schemas.openxmlformats.org/officeDocument/2006/math" xmlns:v="urn:schemas-microsoft-com:vml" xmlns:wp14="http://schemas.microsoft.com/office/word/2010/wordprocessingDrawing" xmlns:wp="http://schemas.openxmlformats.org/drawingml/2006/wordprocessingDrawing" xmlns:w10="urn:schemas-microsoft-com:office:word" xmlns:w="http://schemas.openxmlformats.org/wordprocessingml/2006/main" xmlns:w14="http://schemas.microsoft.com/office/word/2010/wordml" xmlns:w15="http://schemas.microsoft.com/office/word/2012/wordml" xmlns:w16cex="http://schemas.microsoft.com/office/word/2018/wordml/cex" xmlns:w16cid="http://schemas.microsoft.com/office/word/2016/wordml/cid" xmlns:w16="http://schemas.microsoft.com/office/word/2018/wordml" xmlns:w16du="http://schemas.microsoft.com/office/word/2023/wordml/word16du" xmlns:w16sdtdh="http://schemas.microsoft.com/office/word/2020/wordml/sdtdatahash" xmlns:w16se="http://schemas.microsoft.com/office/word/2015/wordml/symex" xmlns:wpg="http://schemas.microsoft.com/office/word/2010/wordprocessingGroup" xmlns:wpi="http://schemas.microsoft.com/office/word/2010/wordprocessingInk" xmlns:wne="http://schemas.microsoft.com/office/word/2006/wordml" xmlns:wps="http://schemas.microsoft.com/office/word/2010/wordprocessingShape" mc:Ignorable="w14 w15 w16se w16cid w16 w16cex w16sdtdh w16du wp14">
+<w:ftr xmlns:wpc="http://schemas.microsoft.com/office/word/2010/wordprocessingCanvas" xmlns:cx="http://schemas.microsoft.com/office/drawing/2014/chartex" xmlns:cx1="http://schemas.microsoft.com/office/drawing/2015/9/8/chartex" xmlns:cx2="http://schemas.microsoft.com/office/drawing/2015/10/21/chartex" xmlns:cx3="http://schemas.microsoft.com/office/drawing/2016/5/9/chartex" xmlns:cx4="http://schemas.microsoft.com/office/drawing/2016/5/10/chartex" xmlns:cx5="http://schemas.microsoft.com/office/drawing/2016/5/11/chartex" xmlns:cx6="http://schemas.microsoft.com/office/drawing/2016/5/12/chartex" xmlns:cx7="http://schemas.microsoft.com/office/drawing/2016/5/13/chartex" xmlns:cx8="http://schemas.microsoft.com/office/drawing/2016/5/14/chartex" xmlns:mc="http://schemas.openxmlformats.org/markup-compatibility/2006" xmlns:aink="http://schemas.microsoft.com/office/drawing/2016/ink" xmlns:am3d="http://schemas.microsoft.com/office/drawing/2017/model3d" xmlns:o="urn:schemas-microsoft-com:office:office" xmlns:oel="http://schemas.microsoft.com/office/2019/extlst" xmlns:r="http://schemas.openxmlformats.org/officeDocument/2006/relationships" xmlns:m="http://schemas.openxmlformats.org/officeDocument/2006/math" xmlns:v="urn:schemas-microsoft-com:vml" xmlns:wp14="http://schemas.microsoft.com/office/word/2010/wordprocessingDrawing" xmlns:wp="http://schemas.openxmlformats.org/drawingml/2006/wordprocessingDrawing" xmlns:w10="urn:schemas-microsoft-com:office:word" xmlns:w="http://schemas.openxmlformats.org/wordprocessingml/2006/main" xmlns:w14="http://schemas.microsoft.com/office/word/2010/wordml" xmlns:w15="http://schemas.microsoft.com/office/word/2012/wordml" xmlns:w16cex="http://schemas.microsoft.com/office/word/2018/wordml/cex" xmlns:w16cid="http://schemas.microsoft.com/office/word/2016/wordml/cid" xmlns:w16="http://schemas.microsoft.com/office/word/2018/wordml" xmlns:w16du="http://schemas.microsoft.com/office/word/2023/wordml/word16du" xmlns:w16sdtdh="http://schemas.microsoft.com/office/word/2020/wordml/sdtdatahash" xmlns:w16sdtfl="http://schemas.microsoft.com/office/word/2024/wordml/sdtformatlock" xmlns:w16se="http://schemas.microsoft.com/office/word/2015/wordml/symex" xmlns:wpg="http://schemas.microsoft.com/office/word/2010/wordprocessingGroup" xmlns:wpi="http://schemas.microsoft.com/office/word/2010/wordprocessingInk" xmlns:wne="http://schemas.microsoft.com/office/word/2006/wordml" xmlns:wps="http://schemas.microsoft.com/office/word/2010/wordprocessingShape" mc:Ignorable="w14 w15 w16se w16cid w16 w16cex w16sdtdh w16sdtfl w16du wp14">
   <w:p>
     <w:pPr>
       <w:pStyle w:val="Footer"/>
@@ -4614,7 +4527,7 @@
 </file>
 
 <file path=word/footnotes.xml><?xml version="1.0" encoding="utf-8"?>
-<w:footnotes xmlns:wpc="http://schemas.microsoft.com/office/word/2010/wordprocessingCanvas" xmlns:cx="http://schemas.microsoft.com/office/drawing/2014/chartex" xmlns:cx1="http://schemas.microsoft.com/office/drawing/2015/9/8/chartex" xmlns:cx2="http://schemas.microsoft.com/office/drawing/2015/10/21/chartex" xmlns:cx3="http://schemas.microsoft.com/office/drawing/2016/5/9/chartex" xmlns:cx4="http://schemas.microsoft.com/office/drawing/2016/5/10/chartex" xmlns:cx5="http://schemas.microsoft.com/office/drawing/2016/5/11/chartex" xmlns:cx6="http://schemas.microsoft.com/office/drawing/2016/5/12/chartex" xmlns:cx7="http://schemas.microsoft.com/office/drawing/2016/5/13/chartex" xmlns:cx8="http://schemas.microsoft.com/office/drawing/2016/5/14/chartex" xmlns:mc="http://schemas.openxmlformats.org/markup-compatibility/2006" xmlns:aink="http://schemas.microsoft.com/office/drawing/2016/ink" xmlns:am3d="http://schemas.microsoft.com/office/drawing/2017/model3d" xmlns:o="urn:schemas-microsoft-com:office:office" xmlns:oel="http://schemas.microsoft.com/office/2019/extlst" xmlns:r="http://schemas.openxmlformats.org/officeDocument/2006/relationships" xmlns:m="http://schemas.openxmlformats.org/officeDocument/2006/math" xmlns:v="urn:schemas-microsoft-com:vml" xmlns:wp14="http://schemas.microsoft.com/office/word/2010/wordprocessingDrawing" xmlns:wp="http://schemas.openxmlformats.org/drawingml/2006/wordprocessingDrawing" xmlns:w10="urn:schemas-microsoft-com:office:word" xmlns:w="http://schemas.openxmlformats.org/wordprocessingml/2006/main" xmlns:w14="http://schemas.microsoft.com/office/word/2010/wordml" xmlns:w15="http://schemas.microsoft.com/office/word/2012/wordml" xmlns:w16cex="http://schemas.microsoft.com/office/word/2018/wordml/cex" xmlns:w16cid="http://schemas.microsoft.com/office/word/2016/wordml/cid" xmlns:w16="http://schemas.microsoft.com/office/word/2018/wordml" xmlns:w16du="http://schemas.microsoft.com/office/word/2023/wordml/word16du" xmlns:w16sdtdh="http://schemas.microsoft.com/office/word/2020/wordml/sdtdatahash" xmlns:w16se="http://schemas.microsoft.com/office/word/2015/wordml/symex" xmlns:wpg="http://schemas.microsoft.com/office/word/2010/wordprocessingGroup" xmlns:wpi="http://schemas.microsoft.com/office/word/2010/wordprocessingInk" xmlns:wne="http://schemas.microsoft.com/office/word/2006/wordml" xmlns:wps="http://schemas.microsoft.com/office/word/2010/wordprocessingShape" mc:Ignorable="w14 w15 w16se w16cid w16 w16cex w16sdtdh w16du wp14">
+<w:footnotes xmlns:wpc="http://schemas.microsoft.com/office/word/2010/wordprocessingCanvas" xmlns:cx="http://schemas.microsoft.com/office/drawing/2014/chartex" xmlns:cx1="http://schemas.microsoft.com/office/drawing/2015/9/8/chartex" xmlns:cx2="http://schemas.microsoft.com/office/drawing/2015/10/21/chartex" xmlns:cx3="http://schemas.microsoft.com/office/drawing/2016/5/9/chartex" xmlns:cx4="http://schemas.microsoft.com/office/drawing/2016/5/10/chartex" xmlns:cx5="http://schemas.microsoft.com/office/drawing/2016/5/11/chartex" xmlns:cx6="http://schemas.microsoft.com/office/drawing/2016/5/12/chartex" xmlns:cx7="http://schemas.microsoft.com/office/drawing/2016/5/13/chartex" xmlns:cx8="http://schemas.microsoft.com/office/drawing/2016/5/14/chartex" xmlns:mc="http://schemas.openxmlformats.org/markup-compatibility/2006" xmlns:aink="http://schemas.microsoft.com/office/drawing/2016/ink" xmlns:am3d="http://schemas.microsoft.com/office/drawing/2017/model3d" xmlns:o="urn:schemas-microsoft-com:office:office" xmlns:oel="http://schemas.microsoft.com/office/2019/extlst" xmlns:r="http://schemas.openxmlformats.org/officeDocument/2006/relationships" xmlns:m="http://schemas.openxmlformats.org/officeDocument/2006/math" xmlns:v="urn:schemas-microsoft-com:vml" xmlns:wp14="http://schemas.microsoft.com/office/word/2010/wordprocessingDrawing" xmlns:wp="http://schemas.openxmlformats.org/drawingml/2006/wordprocessingDrawing" xmlns:w10="urn:schemas-microsoft-com:office:word" xmlns:w="http://schemas.openxmlformats.org/wordprocessingml/2006/main" xmlns:w14="http://schemas.microsoft.com/office/word/2010/wordml" xmlns:w15="http://schemas.microsoft.com/office/word/2012/wordml" xmlns:w16cex="http://schemas.microsoft.com/office/word/2018/wordml/cex" xmlns:w16cid="http://schemas.microsoft.com/office/word/2016/wordml/cid" xmlns:w16="http://schemas.microsoft.com/office/word/2018/wordml" xmlns:w16du="http://schemas.microsoft.com/office/word/2023/wordml/word16du" xmlns:w16sdtdh="http://schemas.microsoft.com/office/word/2020/wordml/sdtdatahash" xmlns:w16sdtfl="http://schemas.microsoft.com/office/word/2024/wordml/sdtformatlock" xmlns:w16se="http://schemas.microsoft.com/office/word/2015/wordml/symex" xmlns:wpg="http://schemas.microsoft.com/office/word/2010/wordprocessingGroup" xmlns:wpi="http://schemas.microsoft.com/office/word/2010/wordprocessingInk" xmlns:wne="http://schemas.microsoft.com/office/word/2006/wordml" xmlns:wps="http://schemas.microsoft.com/office/word/2010/wordprocessingShape" mc:Ignorable="w14 w15 w16se w16cid w16 w16cex w16sdtdh w16sdtfl w16du wp14">
   <w:footnote w:type="separator" w:id="-1">
     <w:p>
       <w:r>
@@ -4636,7 +4549,7 @@
 </file>
 
 <file path=word/header1.xml><?xml version="1.0" encoding="utf-8"?>
-<w:hdr xmlns:wpc="http://schemas.microsoft.com/office/word/2010/wordprocessingCanvas" xmlns:cx="http://schemas.microsoft.com/office/drawing/2014/chartex" xmlns:cx1="http://schemas.microsoft.com/office/drawing/2015/9/8/chartex" xmlns:cx2="http://schemas.microsoft.com/office/drawing/2015/10/21/chartex" xmlns:cx3="http://schemas.microsoft.com/office/drawing/2016/5/9/chartex" xmlns:cx4="http://schemas.microsoft.com/office/drawing/2016/5/10/chartex" xmlns:cx5="http://schemas.microsoft.com/office/drawing/2016/5/11/chartex" xmlns:cx6="http://schemas.microsoft.com/office/drawing/2016/5/12/chartex" xmlns:cx7="http://schemas.microsoft.com/office/drawing/2016/5/13/chartex" xmlns:cx8="http://schemas.microsoft.com/office/drawing/2016/5/14/chartex" xmlns:mc="http://schemas.openxmlformats.org/markup-compatibility/2006" xmlns:aink="http://schemas.microsoft.com/office/drawing/2016/ink" xmlns:am3d="http://schemas.microsoft.com/office/drawing/2017/model3d" xmlns:o="urn:schemas-microsoft-com:office:office" xmlns:oel="http://schemas.microsoft.com/office/2019/extlst" xmlns:r="http://schemas.openxmlformats.org/officeDocument/2006/relationships" xmlns:m="http://schemas.openxmlformats.org/officeDocument/2006/math" xmlns:v="urn:schemas-microsoft-com:vml" xmlns:wp14="http://schemas.microsoft.com/office/word/2010/wordprocessingDrawing" xmlns:wp="http://schemas.openxmlformats.org/drawingml/2006/wordprocessingDrawing" xmlns:w10="urn:schemas-microsoft-com:office:word" xmlns:w="http://schemas.openxmlformats.org/wordprocessingml/2006/main" xmlns:w14="http://schemas.microsoft.com/office/word/2010/wordml" xmlns:w15="http://schemas.microsoft.com/office/word/2012/wordml" xmlns:w16cex="http://schemas.microsoft.com/office/word/2018/wordml/cex" xmlns:w16cid="http://schemas.microsoft.com/office/word/2016/wordml/cid" xmlns:w16="http://schemas.microsoft.com/office/word/2018/wordml" xmlns:w16du="http://schemas.microsoft.com/office/word/2023/wordml/word16du" xmlns:w16sdtdh="http://schemas.microsoft.com/office/word/2020/wordml/sdtdatahash" xmlns:w16se="http://schemas.microsoft.com/office/word/2015/wordml/symex" xmlns:wpg="http://schemas.microsoft.com/office/word/2010/wordprocessingGroup" xmlns:wpi="http://schemas.microsoft.com/office/word/2010/wordprocessingInk" xmlns:wne="http://schemas.microsoft.com/office/word/2006/wordml" xmlns:wps="http://schemas.microsoft.com/office/word/2010/wordprocessingShape" mc:Ignorable="w14 w15 w16se w16cid w16 w16cex w16sdtdh w16du wp14">
+<w:hdr xmlns:wpc="http://schemas.microsoft.com/office/word/2010/wordprocessingCanvas" xmlns:cx="http://schemas.microsoft.com/office/drawing/2014/chartex" xmlns:cx1="http://schemas.microsoft.com/office/drawing/2015/9/8/chartex" xmlns:cx2="http://schemas.microsoft.com/office/drawing/2015/10/21/chartex" xmlns:cx3="http://schemas.microsoft.com/office/drawing/2016/5/9/chartex" xmlns:cx4="http://schemas.microsoft.com/office/drawing/2016/5/10/chartex" xmlns:cx5="http://schemas.microsoft.com/office/drawing/2016/5/11/chartex" xmlns:cx6="http://schemas.microsoft.com/office/drawing/2016/5/12/chartex" xmlns:cx7="http://schemas.microsoft.com/office/drawing/2016/5/13/chartex" xmlns:cx8="http://schemas.microsoft.com/office/drawing/2016/5/14/chartex" xmlns:mc="http://schemas.openxmlformats.org/markup-compatibility/2006" xmlns:aink="http://schemas.microsoft.com/office/drawing/2016/ink" xmlns:am3d="http://schemas.microsoft.com/office/drawing/2017/model3d" xmlns:o="urn:schemas-microsoft-com:office:office" xmlns:oel="http://schemas.microsoft.com/office/2019/extlst" xmlns:r="http://schemas.openxmlformats.org/officeDocument/2006/relationships" xmlns:m="http://schemas.openxmlformats.org/officeDocument/2006/math" xmlns:v="urn:schemas-microsoft-com:vml" xmlns:wp14="http://schemas.microsoft.com/office/word/2010/wordprocessingDrawing" xmlns:wp="http://schemas.openxmlformats.org/drawingml/2006/wordprocessingDrawing" xmlns:w10="urn:schemas-microsoft-com:office:word" xmlns:w="http://schemas.openxmlformats.org/wordprocessingml/2006/main" xmlns:w14="http://schemas.microsoft.com/office/word/2010/wordml" xmlns:w15="http://schemas.microsoft.com/office/word/2012/wordml" xmlns:w16cex="http://schemas.microsoft.com/office/word/2018/wordml/cex" xmlns:w16cid="http://schemas.microsoft.com/office/word/2016/wordml/cid" xmlns:w16="http://schemas.microsoft.com/office/word/2018/wordml" xmlns:w16du="http://schemas.microsoft.com/office/word/2023/wordml/word16du" xmlns:w16sdtdh="http://schemas.microsoft.com/office/word/2020/wordml/sdtdatahash" xmlns:w16sdtfl="http://schemas.microsoft.com/office/word/2024/wordml/sdtformatlock" xmlns:w16se="http://schemas.microsoft.com/office/word/2015/wordml/symex" xmlns:wpg="http://schemas.microsoft.com/office/word/2010/wordprocessingGroup" xmlns:wpi="http://schemas.microsoft.com/office/word/2010/wordprocessingInk" xmlns:wne="http://schemas.microsoft.com/office/word/2006/wordml" xmlns:wps="http://schemas.microsoft.com/office/word/2010/wordprocessingShape" mc:Ignorable="w14 w15 w16se w16cid w16 w16cex w16sdtdh w16sdtfl w16du wp14">
   <w:p>
     <w:pPr>
       <w:pStyle w:val="Header"/>
@@ -4646,7 +4559,7 @@
 </file>
 
 <file path=word/header2.xml><?xml version="1.0" encoding="utf-8"?>
-<w:hdr xmlns:wpc="http://schemas.microsoft.com/office/word/2010/wordprocessingCanvas" xmlns:cx="http://schemas.microsoft.com/office/drawing/2014/chartex" xmlns:cx1="http://schemas.microsoft.com/office/drawing/2015/9/8/chartex" xmlns:cx2="http://schemas.microsoft.com/office/drawing/2015/10/21/chartex" xmlns:cx3="http://schemas.microsoft.com/office/drawing/2016/5/9/chartex" xmlns:cx4="http://schemas.microsoft.com/office/drawing/2016/5/10/chartex" xmlns:cx5="http://schemas.microsoft.com/office/drawing/2016/5/11/chartex" xmlns:cx6="http://schemas.microsoft.com/office/drawing/2016/5/12/chartex" xmlns:cx7="http://schemas.microsoft.com/office/drawing/2016/5/13/chartex" xmlns:cx8="http://schemas.microsoft.com/office/drawing/2016/5/14/chartex" xmlns:mc="http://schemas.openxmlformats.org/markup-compatibility/2006" xmlns:aink="http://schemas.microsoft.com/office/drawing/2016/ink" xmlns:am3d="http://schemas.microsoft.com/office/drawing/2017/model3d" xmlns:o="urn:schemas-microsoft-com:office:office" xmlns:oel="http://schemas.microsoft.com/office/2019/extlst" xmlns:r="http://schemas.openxmlformats.org/officeDocument/2006/relationships" xmlns:m="http://schemas.openxmlformats.org/officeDocument/2006/math" xmlns:v="urn:schemas-microsoft-com:vml" xmlns:wp14="http://schemas.microsoft.com/office/word/2010/wordprocessingDrawing" xmlns:wp="http://schemas.openxmlformats.org/drawingml/2006/wordprocessingDrawing" xmlns:w10="urn:schemas-microsoft-com:office:word" xmlns:w="http://schemas.openxmlformats.org/wordprocessingml/2006/main" xmlns:w14="http://schemas.microsoft.com/office/word/2010/wordml" xmlns:w15="http://schemas.microsoft.com/office/word/2012/wordml" xmlns:w16cex="http://schemas.microsoft.com/office/word/2018/wordml/cex" xmlns:w16cid="http://schemas.microsoft.com/office/word/2016/wordml/cid" xmlns:w16="http://schemas.microsoft.com/office/word/2018/wordml" xmlns:w16du="http://schemas.microsoft.com/office/word/2023/wordml/word16du" xmlns:w16sdtdh="http://schemas.microsoft.com/office/word/2020/wordml/sdtdatahash" xmlns:w16se="http://schemas.microsoft.com/office/word/2015/wordml/symex" xmlns:wpg="http://schemas.microsoft.com/office/word/2010/wordprocessingGroup" xmlns:wpi="http://schemas.microsoft.com/office/word/2010/wordprocessingInk" xmlns:wne="http://schemas.microsoft.com/office/word/2006/wordml" xmlns:wps="http://schemas.microsoft.com/office/word/2010/wordprocessingShape" mc:Ignorable="w14 w15 w16se w16cid w16 w16cex w16sdtdh w16du wp14">
+<w:hdr xmlns:wpc="http://schemas.microsoft.com/office/word/2010/wordprocessingCanvas" xmlns:cx="http://schemas.microsoft.com/office/drawing/2014/chartex" xmlns:cx1="http://schemas.microsoft.com/office/drawing/2015/9/8/chartex" xmlns:cx2="http://schemas.microsoft.com/office/drawing/2015/10/21/chartex" xmlns:cx3="http://schemas.microsoft.com/office/drawing/2016/5/9/chartex" xmlns:cx4="http://schemas.microsoft.com/office/drawing/2016/5/10/chartex" xmlns:cx5="http://schemas.microsoft.com/office/drawing/2016/5/11/chartex" xmlns:cx6="http://schemas.microsoft.com/office/drawing/2016/5/12/chartex" xmlns:cx7="http://schemas.microsoft.com/office/drawing/2016/5/13/chartex" xmlns:cx8="http://schemas.microsoft.com/office/drawing/2016/5/14/chartex" xmlns:mc="http://schemas.openxmlformats.org/markup-compatibility/2006" xmlns:aink="http://schemas.microsoft.com/office/drawing/2016/ink" xmlns:am3d="http://schemas.microsoft.com/office/drawing/2017/model3d" xmlns:o="urn:schemas-microsoft-com:office:office" xmlns:oel="http://schemas.microsoft.com/office/2019/extlst" xmlns:r="http://schemas.openxmlformats.org/officeDocument/2006/relationships" xmlns:m="http://schemas.openxmlformats.org/officeDocument/2006/math" xmlns:v="urn:schemas-microsoft-com:vml" xmlns:wp14="http://schemas.microsoft.com/office/word/2010/wordprocessingDrawing" xmlns:wp="http://schemas.openxmlformats.org/drawingml/2006/wordprocessingDrawing" xmlns:w10="urn:schemas-microsoft-com:office:word" xmlns:w="http://schemas.openxmlformats.org/wordprocessingml/2006/main" xmlns:w14="http://schemas.microsoft.com/office/word/2010/wordml" xmlns:w15="http://schemas.microsoft.com/office/word/2012/wordml" xmlns:w16cex="http://schemas.microsoft.com/office/word/2018/wordml/cex" xmlns:w16cid="http://schemas.microsoft.com/office/word/2016/wordml/cid" xmlns:w16="http://schemas.microsoft.com/office/word/2018/wordml" xmlns:w16du="http://schemas.microsoft.com/office/word/2023/wordml/word16du" xmlns:w16sdtdh="http://schemas.microsoft.com/office/word/2020/wordml/sdtdatahash" xmlns:w16sdtfl="http://schemas.microsoft.com/office/word/2024/wordml/sdtformatlock" xmlns:w16se="http://schemas.microsoft.com/office/word/2015/wordml/symex" xmlns:wpg="http://schemas.microsoft.com/office/word/2010/wordprocessingGroup" xmlns:wpi="http://schemas.microsoft.com/office/word/2010/wordprocessingInk" xmlns:wne="http://schemas.microsoft.com/office/word/2006/wordml" xmlns:wps="http://schemas.microsoft.com/office/word/2010/wordprocessingShape" mc:Ignorable="w14 w15 w16se w16cid w16 w16cex w16sdtdh w16sdtfl w16du wp14">
   <w:p>
     <w:pPr>
       <w:pStyle w:val="Header"/>
@@ -4724,7 +4637,7 @@
 </file>
 
 <file path=word/header3.xml><?xml version="1.0" encoding="utf-8"?>
-<w:hdr xmlns:wpc="http://schemas.microsoft.com/office/word/2010/wordprocessingCanvas" xmlns:cx="http://schemas.microsoft.com/office/drawing/2014/chartex" xmlns:cx1="http://schemas.microsoft.com/office/drawing/2015/9/8/chartex" xmlns:cx2="http://schemas.microsoft.com/office/drawing/2015/10/21/chartex" xmlns:cx3="http://schemas.microsoft.com/office/drawing/2016/5/9/chartex" xmlns:cx4="http://schemas.microsoft.com/office/drawing/2016/5/10/chartex" xmlns:cx5="http://schemas.microsoft.com/office/drawing/2016/5/11/chartex" xmlns:cx6="http://schemas.microsoft.com/office/drawing/2016/5/12/chartex" xmlns:cx7="http://schemas.microsoft.com/office/drawing/2016/5/13/chartex" xmlns:cx8="http://schemas.microsoft.com/office/drawing/2016/5/14/chartex" xmlns:mc="http://schemas.openxmlformats.org/markup-compatibility/2006" xmlns:aink="http://schemas.microsoft.com/office/drawing/2016/ink" xmlns:am3d="http://schemas.microsoft.com/office/drawing/2017/model3d" xmlns:o="urn:schemas-microsoft-com:office:office" xmlns:oel="http://schemas.microsoft.com/office/2019/extlst" xmlns:r="http://schemas.openxmlformats.org/officeDocument/2006/relationships" xmlns:m="http://schemas.openxmlformats.org/officeDocument/2006/math" xmlns:v="urn:schemas-microsoft-com:vml" xmlns:wp14="http://schemas.microsoft.com/office/word/2010/wordprocessingDrawing" xmlns:wp="http://schemas.openxmlformats.org/drawingml/2006/wordprocessingDrawing" xmlns:w10="urn:schemas-microsoft-com:office:word" xmlns:w="http://schemas.openxmlformats.org/wordprocessingml/2006/main" xmlns:w14="http://schemas.microsoft.com/office/word/2010/wordml" xmlns:w15="http://schemas.microsoft.com/office/word/2012/wordml" xmlns:w16cex="http://schemas.microsoft.com/office/word/2018/wordml/cex" xmlns:w16cid="http://schemas.microsoft.com/office/word/2016/wordml/cid" xmlns:w16="http://schemas.microsoft.com/office/word/2018/wordml" xmlns:w16du="http://schemas.microsoft.com/office/word/2023/wordml/word16du" xmlns:w16sdtdh="http://schemas.microsoft.com/office/word/2020/wordml/sdtdatahash" xmlns:w16se="http://schemas.microsoft.com/office/word/2015/wordml/symex" xmlns:wpg="http://schemas.microsoft.com/office/word/2010/wordprocessingGroup" xmlns:wpi="http://schemas.microsoft.com/office/word/2010/wordprocessingInk" xmlns:wne="http://schemas.microsoft.com/office/word/2006/wordml" xmlns:wps="http://schemas.microsoft.com/office/word/2010/wordprocessingShape" mc:Ignorable="w14 w15 w16se w16cid w16 w16cex w16sdtdh w16du wp14">
+<w:hdr xmlns:wpc="http://schemas.microsoft.com/office/word/2010/wordprocessingCanvas" xmlns:cx="http://schemas.microsoft.com/office/drawing/2014/chartex" xmlns:cx1="http://schemas.microsoft.com/office/drawing/2015/9/8/chartex" xmlns:cx2="http://schemas.microsoft.com/office/drawing/2015/10/21/chartex" xmlns:cx3="http://schemas.microsoft.com/office/drawing/2016/5/9/chartex" xmlns:cx4="http://schemas.microsoft.com/office/drawing/2016/5/10/chartex" xmlns:cx5="http://schemas.microsoft.com/office/drawing/2016/5/11/chartex" xmlns:cx6="http://schemas.microsoft.com/office/drawing/2016/5/12/chartex" xmlns:cx7="http://schemas.microsoft.com/office/drawing/2016/5/13/chartex" xmlns:cx8="http://schemas.microsoft.com/office/drawing/2016/5/14/chartex" xmlns:mc="http://schemas.openxmlformats.org/markup-compatibility/2006" xmlns:aink="http://schemas.microsoft.com/office/drawing/2016/ink" xmlns:am3d="http://schemas.microsoft.com/office/drawing/2017/model3d" xmlns:o="urn:schemas-microsoft-com:office:office" xmlns:oel="http://schemas.microsoft.com/office/2019/extlst" xmlns:r="http://schemas.openxmlformats.org/officeDocument/2006/relationships" xmlns:m="http://schemas.openxmlformats.org/officeDocument/2006/math" xmlns:v="urn:schemas-microsoft-com:vml" xmlns:wp14="http://schemas.microsoft.com/office/word/2010/wordprocessingDrawing" xmlns:wp="http://schemas.openxmlformats.org/drawingml/2006/wordprocessingDrawing" xmlns:w10="urn:schemas-microsoft-com:office:word" xmlns:w="http://schemas.openxmlformats.org/wordprocessingml/2006/main" xmlns:w14="http://schemas.microsoft.com/office/word/2010/wordml" xmlns:w15="http://schemas.microsoft.com/office/word/2012/wordml" xmlns:w16cex="http://schemas.microsoft.com/office/word/2018/wordml/cex" xmlns:w16cid="http://schemas.microsoft.com/office/word/2016/wordml/cid" xmlns:w16="http://schemas.microsoft.com/office/word/2018/wordml" xmlns:w16du="http://schemas.microsoft.com/office/word/2023/wordml/word16du" xmlns:w16sdtdh="http://schemas.microsoft.com/office/word/2020/wordml/sdtdatahash" xmlns:w16sdtfl="http://schemas.microsoft.com/office/word/2024/wordml/sdtformatlock" xmlns:w16se="http://schemas.microsoft.com/office/word/2015/wordml/symex" xmlns:wpg="http://schemas.microsoft.com/office/word/2010/wordprocessingGroup" xmlns:wpi="http://schemas.microsoft.com/office/word/2010/wordprocessingInk" xmlns:wne="http://schemas.microsoft.com/office/word/2006/wordml" xmlns:wps="http://schemas.microsoft.com/office/word/2010/wordprocessingShape" mc:Ignorable="w14 w15 w16se w16cid w16 w16cex w16sdtdh w16sdtfl w16du wp14">
   <w:p>
     <w:pPr>
       <w:pStyle w:val="Header"/>
@@ -4734,7 +4647,7 @@
 </file>
 
 <file path=word/numbering.xml><?xml version="1.0" encoding="utf-8"?>
-<w:numbering xmlns:wpc="http://schemas.microsoft.com/office/word/2010/wordprocessingCanvas" xmlns:cx="http://schemas.microsoft.com/office/drawing/2014/chartex" xmlns:cx1="http://schemas.microsoft.com/office/drawing/2015/9/8/chartex" xmlns:cx2="http://schemas.microsoft.com/office/drawing/2015/10/21/chartex" xmlns:cx3="http://schemas.microsoft.com/office/drawing/2016/5/9/chartex" xmlns:cx4="http://schemas.microsoft.com/office/drawing/2016/5/10/chartex" xmlns:cx5="http://schemas.microsoft.com/office/drawing/2016/5/11/chartex" xmlns:cx6="http://schemas.microsoft.com/office/drawing/2016/5/12/chartex" xmlns:cx7="http://schemas.microsoft.com/office/drawing/2016/5/13/chartex" xmlns:cx8="http://schemas.microsoft.com/office/drawing/2016/5/14/chartex" xmlns:mc="http://schemas.openxmlformats.org/markup-compatibility/2006" xmlns:aink="http://schemas.microsoft.com/office/drawing/2016/ink" xmlns:am3d="http://schemas.microsoft.com/office/drawing/2017/model3d" xmlns:o="urn:schemas-microsoft-com:office:office" xmlns:oel="http://schemas.microsoft.com/office/2019/extlst" xmlns:r="http://schemas.openxmlformats.org/officeDocument/2006/relationships" xmlns:m="http://schemas.openxmlformats.org/officeDocument/2006/math" xmlns:v="urn:schemas-microsoft-com:vml" xmlns:wp14="http://schemas.microsoft.com/office/word/2010/wordprocessingDrawing" xmlns:wp="http://schemas.openxmlformats.org/drawingml/2006/wordprocessingDrawing" xmlns:w10="urn:schemas-microsoft-com:office:word" xmlns:w="http://schemas.openxmlformats.org/wordprocessingml/2006/main" xmlns:w14="http://schemas.microsoft.com/office/word/2010/wordml" xmlns:w15="http://schemas.microsoft.com/office/word/2012/wordml" xmlns:w16cex="http://schemas.microsoft.com/office/word/2018/wordml/cex" xmlns:w16cid="http://schemas.microsoft.com/office/word/2016/wordml/cid" xmlns:w16="http://schemas.microsoft.com/office/word/2018/wordml" xmlns:w16du="http://schemas.microsoft.com/office/word/2023/wordml/word16du" xmlns:w16sdtdh="http://schemas.microsoft.com/office/word/2020/wordml/sdtdatahash" xmlns:w16se="http://schemas.microsoft.com/office/word/2015/wordml/symex" xmlns:wpg="http://schemas.microsoft.com/office/word/2010/wordprocessingGroup" xmlns:wpi="http://schemas.microsoft.com/office/word/2010/wordprocessingInk" xmlns:wne="http://schemas.microsoft.com/office/word/2006/wordml" xmlns:wps="http://schemas.microsoft.com/office/word/2010/wordprocessingShape" mc:Ignorable="w14 w15 w16se w16cid w16 w16cex w16sdtdh w16du wp14">
+<w:numbering xmlns:wpc="http://schemas.microsoft.com/office/word/2010/wordprocessingCanvas" xmlns:cx="http://schemas.microsoft.com/office/drawing/2014/chartex" xmlns:cx1="http://schemas.microsoft.com/office/drawing/2015/9/8/chartex" xmlns:cx2="http://schemas.microsoft.com/office/drawing/2015/10/21/chartex" xmlns:cx3="http://schemas.microsoft.com/office/drawing/2016/5/9/chartex" xmlns:cx4="http://schemas.microsoft.com/office/drawing/2016/5/10/chartex" xmlns:cx5="http://schemas.microsoft.com/office/drawing/2016/5/11/chartex" xmlns:cx6="http://schemas.microsoft.com/office/drawing/2016/5/12/chartex" xmlns:cx7="http://schemas.microsoft.com/office/drawing/2016/5/13/chartex" xmlns:cx8="http://schemas.microsoft.com/office/drawing/2016/5/14/chartex" xmlns:mc="http://schemas.openxmlformats.org/markup-compatibility/2006" xmlns:aink="http://schemas.microsoft.com/office/drawing/2016/ink" xmlns:am3d="http://schemas.microsoft.com/office/drawing/2017/model3d" xmlns:o="urn:schemas-microsoft-com:office:office" xmlns:oel="http://schemas.microsoft.com/office/2019/extlst" xmlns:r="http://schemas.openxmlformats.org/officeDocument/2006/relationships" xmlns:m="http://schemas.openxmlformats.org/officeDocument/2006/math" xmlns:v="urn:schemas-microsoft-com:vml" xmlns:wp14="http://schemas.microsoft.com/office/word/2010/wordprocessingDrawing" xmlns:wp="http://schemas.openxmlformats.org/drawingml/2006/wordprocessingDrawing" xmlns:w10="urn:schemas-microsoft-com:office:word" xmlns:w="http://schemas.openxmlformats.org/wordprocessingml/2006/main" xmlns:w14="http://schemas.microsoft.com/office/word/2010/wordml" xmlns:w15="http://schemas.microsoft.com/office/word/2012/wordml" xmlns:w16cex="http://schemas.microsoft.com/office/word/2018/wordml/cex" xmlns:w16cid="http://schemas.microsoft.com/office/word/2016/wordml/cid" xmlns:w16="http://schemas.microsoft.com/office/word/2018/wordml" xmlns:w16du="http://schemas.microsoft.com/office/word/2023/wordml/word16du" xmlns:w16sdtdh="http://schemas.microsoft.com/office/word/2020/wordml/sdtdatahash" xmlns:w16sdtfl="http://schemas.microsoft.com/office/word/2024/wordml/sdtformatlock" xmlns:w16se="http://schemas.microsoft.com/office/word/2015/wordml/symex" xmlns:wpg="http://schemas.microsoft.com/office/word/2010/wordprocessingGroup" xmlns:wpi="http://schemas.microsoft.com/office/word/2010/wordprocessingInk" xmlns:wne="http://schemas.microsoft.com/office/word/2006/wordml" xmlns:wps="http://schemas.microsoft.com/office/word/2010/wordprocessingShape" mc:Ignorable="w14 w15 w16se w16cid w16 w16cex w16sdtdh w16sdtfl w16du wp14">
   <w:abstractNum w:abstractNumId="0" w15:restartNumberingAfterBreak="0">
     <w:nsid w:val="3E493554"/>
     <w:multiLevelType w:val="hybridMultilevel"/>
@@ -4943,7 +4856,7 @@
 </file>
 
 <file path=word/styles.xml><?xml version="1.0" encoding="utf-8"?>
-<w:styles xmlns:mc="http://schemas.openxmlformats.org/markup-compatibility/2006" xmlns:r="http://schemas.openxmlformats.org/officeDocument/2006/relationships" xmlns:w="http://schemas.openxmlformats.org/wordprocessingml/2006/main" xmlns:w14="http://schemas.microsoft.com/office/word/2010/wordml" xmlns:w15="http://schemas.microsoft.com/office/word/2012/wordml" xmlns:w16cex="http://schemas.microsoft.com/office/word/2018/wordml/cex" xmlns:w16cid="http://schemas.microsoft.com/office/word/2016/wordml/cid" xmlns:w16="http://schemas.microsoft.com/office/word/2018/wordml" xmlns:w16du="http://schemas.microsoft.com/office/word/2023/wordml/word16du" xmlns:w16sdtdh="http://schemas.microsoft.com/office/word/2020/wordml/sdtdatahash" xmlns:w16se="http://schemas.microsoft.com/office/word/2015/wordml/symex" mc:Ignorable="w14 w15 w16se w16cid w16 w16cex w16sdtdh w16du">
+<w:styles xmlns:mc="http://schemas.openxmlformats.org/markup-compatibility/2006" xmlns:r="http://schemas.openxmlformats.org/officeDocument/2006/relationships" xmlns:w="http://schemas.openxmlformats.org/wordprocessingml/2006/main" xmlns:w14="http://schemas.microsoft.com/office/word/2010/wordml" xmlns:w15="http://schemas.microsoft.com/office/word/2012/wordml" xmlns:w16cex="http://schemas.microsoft.com/office/word/2018/wordml/cex" xmlns:w16cid="http://schemas.microsoft.com/office/word/2016/wordml/cid" xmlns:w16="http://schemas.microsoft.com/office/word/2018/wordml" xmlns:w16du="http://schemas.microsoft.com/office/word/2023/wordml/word16du" xmlns:w16sdtdh="http://schemas.microsoft.com/office/word/2020/wordml/sdtdatahash" xmlns:w16sdtfl="http://schemas.microsoft.com/office/word/2024/wordml/sdtformatlock" xmlns:w16se="http://schemas.microsoft.com/office/word/2015/wordml/symex" mc:Ignorable="w14 w15 w16se w16cid w16 w16cex w16sdtdh w16sdtfl w16du">
   <w:docDefaults>
     <w:rPrDefault>
       <w:rPr>
@@ -5338,7 +5251,7 @@
   <w:style w:type="paragraph" w:default="1" w:styleId="Normal">
     <w:name w:val="Normal"/>
     <w:qFormat/>
-    <w:rsid w:val="008066BB"/>
+    <w:rsid w:val="00D35746"/>
     <w:rPr>
       <w:sz w:val="20"/>
     </w:rPr>
